--- a/templates/简约单页01.docxtpl.docx
+++ b/templates/简约单页01.docxtpl.docx
@@ -80,6 +80,9 @@
         </mc:AlternateContent>
       </w:r>
       <w:r>
+        <w:rPr>
+          <w:rFonts w:ascii="微软雅黑" w:hAnsi="微软雅黑" w:eastAsia="微软雅黑" w:cs="微软雅黑" w:hint="eastAsia"/>
+        </w:rPr>
         <mc:AlternateContent>
           <mc:Choice Requires="wps">
             <w:drawing>
@@ -119,27 +122,27 @@
                             </w:pPr>
                             <w:r>
                               <w:rPr>
-                                <w:rFonts w:hint="eastAsia" w:ascii="微软雅黑" w:hAnsi="微软雅黑" w:eastAsia="微软雅黑" w:cstheme="minorBidi"/>
+                                <w:rFonts w:hint="eastAsia" w:ascii="微软雅黑" w:hAnsi="微软雅黑" w:eastAsia="微软雅黑" w:cstheme="minorBidi" w:cs="微软雅黑"/>
                                 <w:color w:val="000000"/>
                                 <w:sz w:val="22"/>
                                 <w:szCs w:val="22"/>
                               </w:rPr>
-                              <w:t>{{ edu_date }}      {{ edu_school }}       {{ edu_major }} / 本科</w:t>
+                              <w:t>{{ edu_date1 }}      {{ edu_school1 }}       {{ edu_major1 }} {{ edu_slash1 }} {{ edu_degree1 }}</w:t>
                             </w:r>
                           </w:p>
-                          <w:p>
+                          <w:p delIfEmpty="1">
                             <w:pPr>
                               <w:pStyle w:val="2"/>
                               <w:spacing w:before="0" w:beforeAutospacing="0" w:after="0" w:afterAutospacing="0" w:line="360" w:lineRule="exact"/>
                             </w:pPr>
                             <w:r>
                               <w:rPr>
-                                <w:rFonts w:hint="eastAsia" w:ascii="微软雅黑" w:hAnsi="微软雅黑" w:eastAsia="微软雅黑" w:cstheme="minorBidi"/>
+                                <w:rFonts w:hint="eastAsia" w:ascii="微软雅黑" w:hAnsi="微软雅黑" w:eastAsia="微软雅黑" w:cstheme="minorBidi" w:cs="微软雅黑"/>
                                 <w:color w:val="000000"/>
                                 <w:sz w:val="22"/>
                                 <w:szCs w:val="22"/>
                               </w:rPr>
-                              <w:t>{{ edu_date }}      {{ edu_school }}       平面设计专业 / 选修</w:t>
+                              <w:t>{{ edu_date2 }}      {{ edu_school2 }}       {{ edu_major2 }} {{ edu_slash2 }} {{ edu_degree2 }}</w:t>
                             </w:r>
                           </w:p>
                         </w:txbxContent>
@@ -169,27 +172,27 @@
                       </w:pPr>
                       <w:r>
                         <w:rPr>
-                          <w:rFonts w:hint="eastAsia" w:ascii="微软雅黑" w:hAnsi="微软雅黑" w:eastAsia="微软雅黑" w:cstheme="minorBidi"/>
+                          <w:rFonts w:hint="eastAsia" w:ascii="微软雅黑" w:hAnsi="微软雅黑" w:eastAsia="微软雅黑" w:cstheme="minorBidi" w:cs="微软雅黑"/>
                           <w:color w:val="000000"/>
                           <w:sz w:val="22"/>
                           <w:szCs w:val="22"/>
                         </w:rPr>
-                        <w:t>{{ edu_date }}      {{ edu_school }}       {{ edu_major }} / 本科</w:t>
+                        <w:t>{{ edu_date1 }}      {{ edu_school1 }}       {{ edu_major1 }} {{ edu_slash1 }} {{ edu_degree1 }}</w:t>
                       </w:r>
                     </w:p>
-                    <w:p>
+                    <w:p delIfEmpty="1">
                       <w:pPr>
                         <w:pStyle w:val="2"/>
                         <w:spacing w:before="0" w:beforeAutospacing="0" w:after="0" w:afterAutospacing="0" w:line="360" w:lineRule="exact"/>
                       </w:pPr>
                       <w:r>
                         <w:rPr>
-                          <w:rFonts w:hint="eastAsia" w:ascii="微软雅黑" w:hAnsi="微软雅黑" w:eastAsia="微软雅黑" w:cstheme="minorBidi"/>
+                          <w:rFonts w:hint="eastAsia" w:ascii="微软雅黑" w:hAnsi="微软雅黑" w:eastAsia="微软雅黑" w:cstheme="minorBidi" w:cs="微软雅黑"/>
                           <w:color w:val="000000"/>
                           <w:sz w:val="22"/>
                           <w:szCs w:val="22"/>
                         </w:rPr>
-                        <w:t>{{ edu_date }}      {{ edu_school }}       平面设计专业 / 选修</w:t>
+                        <w:t>{{ edu_date2 }}      {{ edu_school2 }}       {{ edu_major2 }} {{ edu_slash2 }} {{ edu_degree2 }}</w:t>
                       </w:r>
                     </w:p>
                   </w:txbxContent>
@@ -412,6 +415,9 @@
         </mc:AlternateContent>
       </w:r>
       <w:r>
+        <w:rPr>
+          <w:rFonts w:ascii="微软雅黑" w:hAnsi="微软雅黑" w:eastAsia="微软雅黑" w:cs="微软雅黑" w:hint="eastAsia"/>
+        </w:rPr>
         <mc:AlternateContent>
           <mc:Choice Requires="wps">
             <w:drawing>
@@ -451,14 +457,14 @@
                             </w:pPr>
                             <w:r>
                               <w:rPr>
-                                <w:rFonts w:hint="eastAsia" w:ascii="微软雅黑" w:hAnsi="微软雅黑" w:eastAsia="微软雅黑" w:cstheme="minorBidi"/>
+                                <w:rFonts w:hint="eastAsia" w:ascii="微软雅黑" w:hAnsi="微软雅黑" w:eastAsia="微软雅黑" w:cstheme="minorBidi" w:cs="微软雅黑"/>
                                 <w:b/>
                                 <w:bCs/>
                                 <w:color w:val="6AA1E4"/>
                                 <w:sz w:val="22"/>
                                 <w:szCs w:val="22"/>
                               </w:rPr>
-                              <w:t>{{ edu_date }}     {{ exp_company }}      {{ exp_role }}</w:t>
+                              <w:t>{{ exp_date1 }}     {{ exp_company1 }}      {{ exp_role1 }}</w:t>
                             </w:r>
                           </w:p>
                           <w:p>
@@ -491,15 +497,15 @@
                             </w:pPr>
                             <w:r>
                               <w:rPr>
-                                <w:rFonts w:hint="eastAsia" w:ascii="微软雅黑" w:hAnsi="微软雅黑" w:eastAsia="微软雅黑" w:cstheme="minorBidi"/>
+                                <w:rFonts w:hint="eastAsia" w:ascii="微软雅黑" w:hAnsi="微软雅黑" w:eastAsia="微软雅黑" w:cstheme="minorBidi" w:cs="微软雅黑"/>
                                 <w:color w:val="000000"/>
                                 <w:sz w:val="22"/>
                                 <w:szCs w:val="22"/>
                               </w:rPr>
-                              <w:t>项目进行期，能够制定短期目标，引导团队成员完成各项任务，来进行项目进度管理；</w:t>
+                              <w:t>{{ exp_desc1 }}</w:t>
                             </w:r>
                           </w:p>
-                          <w:p>
+                          <w:p delIfEmpty="1">
                             <w:pPr>
                               <w:pStyle w:val="5"/>
                               <w:numPr>
@@ -519,7 +525,7 @@
                                 <w:sz w:val="22"/>
                                 <w:szCs w:val="22"/>
                               </w:rPr>
-                              <w:t>负责项目的推广，内测期利用微博与讲座结合获得310客户；</w:t>
+                              <w:t/>
                             </w:r>
                           </w:p>
                           <w:p>
@@ -532,21 +538,21 @@
                               </w:rPr>
                             </w:pPr>
                           </w:p>
-                          <w:p>
+                          <w:p delIfEmpty="1">
                             <w:pPr>
                               <w:pStyle w:val="2"/>
                               <w:spacing w:before="0" w:beforeAutospacing="0" w:after="120" w:afterAutospacing="0" w:line="360" w:lineRule="exact"/>
                             </w:pPr>
                             <w:r>
                               <w:rPr>
-                                <w:rFonts w:hint="eastAsia" w:ascii="微软雅黑" w:hAnsi="微软雅黑" w:eastAsia="微软雅黑" w:cstheme="minorBidi"/>
+                                <w:rFonts w:hint="eastAsia" w:ascii="微软雅黑" w:hAnsi="微软雅黑" w:eastAsia="微软雅黑" w:cstheme="minorBidi" w:cs="微软雅黑"/>
                                 <w:b/>
                                 <w:bCs/>
                                 <w:color w:val="6AA1E4"/>
                                 <w:sz w:val="22"/>
                                 <w:szCs w:val="22"/>
                               </w:rPr>
-                              <w:t>{{ edu_date }}     {{ exp_company }}      销售总监</w:t>
+                              <w:t>{{ exp_date2 }}     {{ exp_company2 }}      {{ exp_role2 }}</w:t>
                             </w:r>
                           </w:p>
                           <w:p>
@@ -564,7 +570,30 @@
                               <w:t>工作描述：</w:t>
                             </w:r>
                           </w:p>
-                          <w:p>
+                          <w:p delIfEmpty="1">
+                            <w:pPr>
+                              <w:pStyle w:val="5"/>
+                              <w:numPr>
+                                <w:ilvl w:val="0"/>
+                                <w:numId w:val="2"/>
+                              </w:numPr>
+                              <w:spacing w:line="360" w:lineRule="exact"/>
+                              <w:ind w:firstLineChars="0"/>
+                              <w:rPr>
+                                <w:sz w:val="22"/>
+                              </w:rPr>
+                            </w:pPr>
+                            <w:r>
+                              <w:rPr>
+                                <w:rFonts w:hint="eastAsia" w:ascii="微软雅黑" w:hAnsi="微软雅黑" w:eastAsia="微软雅黑" w:cstheme="minorBidi" w:cs="微软雅黑"/>
+                                <w:color w:val="000000"/>
+                                <w:sz w:val="22"/>
+                                <w:szCs w:val="22"/>
+                              </w:rPr>
+                              <w:t>{{ exp_desc2 }}</w:t>
+                            </w:r>
+                          </w:p>
+                          <w:p delIfEmpty="1">
                             <w:pPr>
                               <w:pStyle w:val="5"/>
                               <w:numPr>
@@ -584,30 +613,7 @@
                                 <w:sz w:val="22"/>
                                 <w:szCs w:val="22"/>
                               </w:rPr>
-                              <w:t>项目进行期，能够制定短期目标，引导团队成员完成各项任务，来进行项目进度管理；</w:t>
-                            </w:r>
-                          </w:p>
-                          <w:p>
-                            <w:pPr>
-                              <w:pStyle w:val="5"/>
-                              <w:numPr>
-                                <w:ilvl w:val="0"/>
-                                <w:numId w:val="2"/>
-                              </w:numPr>
-                              <w:spacing w:line="360" w:lineRule="exact"/>
-                              <w:ind w:firstLineChars="0"/>
-                              <w:rPr>
-                                <w:sz w:val="22"/>
-                              </w:rPr>
-                            </w:pPr>
-                            <w:r>
-                              <w:rPr>
-                                <w:rFonts w:hint="eastAsia" w:ascii="微软雅黑" w:hAnsi="微软雅黑" w:eastAsia="微软雅黑" w:cstheme="minorBidi"/>
-                                <w:color w:val="000000"/>
-                                <w:sz w:val="22"/>
-                                <w:szCs w:val="22"/>
-                              </w:rPr>
-                              <w:t>善用目标激励与情感激励，参赛小组至今仍保持团队文化。</w:t>
+                              <w:t/>
                             </w:r>
                           </w:p>
                         </w:txbxContent>
@@ -637,14 +643,14 @@
                       </w:pPr>
                       <w:r>
                         <w:rPr>
-                          <w:rFonts w:hint="eastAsia" w:ascii="微软雅黑" w:hAnsi="微软雅黑" w:eastAsia="微软雅黑" w:cstheme="minorBidi"/>
+                          <w:rFonts w:hint="eastAsia" w:ascii="微软雅黑" w:hAnsi="微软雅黑" w:eastAsia="微软雅黑" w:cstheme="minorBidi" w:cs="微软雅黑"/>
                           <w:b/>
                           <w:bCs/>
                           <w:color w:val="6AA1E4"/>
                           <w:sz w:val="22"/>
                           <w:szCs w:val="22"/>
                         </w:rPr>
-                        <w:t>{{ edu_date }}     {{ exp_company }}      {{ exp_role }}</w:t>
+                        <w:t>{{ exp_date1 }}     {{ exp_company1 }}      {{ exp_role1 }}</w:t>
                       </w:r>
                     </w:p>
                     <w:p>
@@ -677,15 +683,15 @@
                       </w:pPr>
                       <w:r>
                         <w:rPr>
-                          <w:rFonts w:hint="eastAsia" w:ascii="微软雅黑" w:hAnsi="微软雅黑" w:eastAsia="微软雅黑" w:cstheme="minorBidi"/>
+                          <w:rFonts w:hint="eastAsia" w:ascii="微软雅黑" w:hAnsi="微软雅黑" w:eastAsia="微软雅黑" w:cstheme="minorBidi" w:cs="微软雅黑"/>
                           <w:color w:val="000000"/>
                           <w:sz w:val="22"/>
                           <w:szCs w:val="22"/>
                         </w:rPr>
-                        <w:t>项目进行期，能够制定短期目标，引导团队成员完成各项任务，来进行项目进度管理；</w:t>
+                        <w:t>{{ exp_desc1 }}</w:t>
                       </w:r>
                     </w:p>
-                    <w:p>
+                    <w:p delIfEmpty="1">
                       <w:pPr>
                         <w:pStyle w:val="5"/>
                         <w:numPr>
@@ -705,7 +711,7 @@
                           <w:sz w:val="22"/>
                           <w:szCs w:val="22"/>
                         </w:rPr>
-                        <w:t>负责项目的推广，内测期利用微博与讲座结合获得310客户；</w:t>
+                        <w:t/>
                       </w:r>
                     </w:p>
                     <w:p>
@@ -718,21 +724,21 @@
                         </w:rPr>
                       </w:pPr>
                     </w:p>
-                    <w:p>
+                    <w:p delIfEmpty="1">
                       <w:pPr>
                         <w:pStyle w:val="2"/>
                         <w:spacing w:before="0" w:beforeAutospacing="0" w:after="120" w:afterAutospacing="0" w:line="360" w:lineRule="exact"/>
                       </w:pPr>
                       <w:r>
                         <w:rPr>
-                          <w:rFonts w:hint="eastAsia" w:ascii="微软雅黑" w:hAnsi="微软雅黑" w:eastAsia="微软雅黑" w:cstheme="minorBidi"/>
+                          <w:rFonts w:hint="eastAsia" w:ascii="微软雅黑" w:hAnsi="微软雅黑" w:eastAsia="微软雅黑" w:cstheme="minorBidi" w:cs="微软雅黑"/>
                           <w:b/>
                           <w:bCs/>
                           <w:color w:val="6AA1E4"/>
                           <w:sz w:val="22"/>
                           <w:szCs w:val="22"/>
                         </w:rPr>
-                        <w:t>{{ edu_date }}     {{ exp_company }}      销售总监</w:t>
+                        <w:t>{{ exp_date2 }}     {{ exp_company2 }}      {{ exp_role2 }}</w:t>
                       </w:r>
                     </w:p>
                     <w:p>
@@ -750,7 +756,30 @@
                         <w:t>工作描述：</w:t>
                       </w:r>
                     </w:p>
-                    <w:p>
+                    <w:p delIfEmpty="1">
+                      <w:pPr>
+                        <w:pStyle w:val="5"/>
+                        <w:numPr>
+                          <w:ilvl w:val="0"/>
+                          <w:numId w:val="2"/>
+                        </w:numPr>
+                        <w:spacing w:line="360" w:lineRule="exact"/>
+                        <w:ind w:firstLineChars="0"/>
+                        <w:rPr>
+                          <w:sz w:val="22"/>
+                        </w:rPr>
+                      </w:pPr>
+                      <w:r>
+                        <w:rPr>
+                          <w:rFonts w:hint="eastAsia" w:ascii="微软雅黑" w:hAnsi="微软雅黑" w:eastAsia="微软雅黑" w:cstheme="minorBidi" w:cs="微软雅黑"/>
+                          <w:color w:val="000000"/>
+                          <w:sz w:val="22"/>
+                          <w:szCs w:val="22"/>
+                        </w:rPr>
+                        <w:t>{{ exp_desc2 }}</w:t>
+                      </w:r>
+                    </w:p>
+                    <w:p delIfEmpty="1">
                       <w:pPr>
                         <w:pStyle w:val="5"/>
                         <w:numPr>
@@ -770,30 +799,7 @@
                           <w:sz w:val="22"/>
                           <w:szCs w:val="22"/>
                         </w:rPr>
-                        <w:t>项目进行期，能够制定短期目标，引导团队成员完成各项任务，来进行项目进度管理；</w:t>
-                      </w:r>
-                    </w:p>
-                    <w:p>
-                      <w:pPr>
-                        <w:pStyle w:val="5"/>
-                        <w:numPr>
-                          <w:ilvl w:val="0"/>
-                          <w:numId w:val="2"/>
-                        </w:numPr>
-                        <w:spacing w:line="360" w:lineRule="exact"/>
-                        <w:ind w:firstLineChars="0"/>
-                        <w:rPr>
-                          <w:sz w:val="22"/>
-                        </w:rPr>
-                      </w:pPr>
-                      <w:r>
-                        <w:rPr>
-                          <w:rFonts w:hint="eastAsia" w:ascii="微软雅黑" w:hAnsi="微软雅黑" w:eastAsia="微软雅黑" w:cstheme="minorBidi"/>
-                          <w:color w:val="000000"/>
-                          <w:sz w:val="22"/>
-                          <w:szCs w:val="22"/>
-                        </w:rPr>
-                        <w:t>善用目标激励与情感激励，参赛小组至今仍保持团队文化。</w:t>
+                        <w:t/>
                       </w:r>
                     </w:p>
                   </w:txbxContent>
@@ -1016,6 +1022,9 @@
         </mc:AlternateContent>
       </w:r>
       <w:r>
+        <w:rPr>
+          <w:rFonts w:ascii="微软雅黑" w:hAnsi="微软雅黑" w:eastAsia="微软雅黑" w:cs="微软雅黑" w:hint="eastAsia"/>
+        </w:rPr>
         <mc:AlternateContent>
           <mc:Choice Requires="wps">
             <w:drawing>
@@ -1055,14 +1064,14 @@
                             </w:pPr>
                             <w:r>
                               <w:rPr>
-                                <w:rFonts w:hint="eastAsia" w:ascii="微软雅黑" w:hAnsi="微软雅黑" w:eastAsia="微软雅黑" w:cstheme="minorBidi"/>
+                                <w:rFonts w:hint="eastAsia" w:ascii="微软雅黑" w:hAnsi="微软雅黑" w:eastAsia="微软雅黑" w:cstheme="minorBidi" w:cs="微软雅黑"/>
                                 <w:b/>
                                 <w:bCs/>
                                 <w:color w:val="6AA1E4"/>
                                 <w:sz w:val="22"/>
                                 <w:szCs w:val="22"/>
                               </w:rPr>
-                              <w:t>{{ edu_date }}      湖工工程院会计系办公室       行政助理</w:t>
+                              <w:t>{{ sw_date1 }}      {{ sw_org1 }}       {{ sw_role1 }}</w:t>
                             </w:r>
                           </w:p>
                           <w:p>
@@ -1087,15 +1096,15 @@
                             </w:pPr>
                             <w:r>
                               <w:rPr>
-                                <w:rFonts w:hint="eastAsia" w:ascii="微软雅黑" w:hAnsi="微软雅黑" w:eastAsia="微软雅黑" w:cstheme="minorBidi"/>
+                                <w:rFonts w:hint="eastAsia" w:ascii="微软雅黑" w:hAnsi="微软雅黑" w:eastAsia="微软雅黑" w:cstheme="minorBidi" w:cs="微软雅黑"/>
                                 <w:color w:val="000000"/>
                                 <w:sz w:val="22"/>
                                 <w:szCs w:val="22"/>
                               </w:rPr>
-                              <w:t>内务支持：负责收发传真复印、扫描文档、收发信件、文件、快递等；</w:t>
+                              <w:t>{{ sw_desc1 }}</w:t>
                             </w:r>
                           </w:p>
-                          <w:p>
+                          <w:p delIfEmpty="1">
                             <w:pPr>
                               <w:pStyle w:val="2"/>
                               <w:spacing w:before="0" w:beforeAutospacing="0" w:after="0" w:afterAutospacing="0" w:line="360" w:lineRule="exact"/>
@@ -1107,7 +1116,7 @@
                                 <w:sz w:val="22"/>
                                 <w:szCs w:val="22"/>
                               </w:rPr>
-                              <w:t>活动支持：负责学校员工活动，各会议安排、组织、文体活动安排等；</w:t>
+                              <w:t/>
                             </w:r>
                           </w:p>
                         </w:txbxContent>
@@ -1137,14 +1146,14 @@
                       </w:pPr>
                       <w:r>
                         <w:rPr>
-                          <w:rFonts w:hint="eastAsia" w:ascii="微软雅黑" w:hAnsi="微软雅黑" w:eastAsia="微软雅黑" w:cstheme="minorBidi"/>
+                          <w:rFonts w:hint="eastAsia" w:ascii="微软雅黑" w:hAnsi="微软雅黑" w:eastAsia="微软雅黑" w:cstheme="minorBidi" w:cs="微软雅黑"/>
                           <w:b/>
                           <w:bCs/>
                           <w:color w:val="6AA1E4"/>
                           <w:sz w:val="22"/>
                           <w:szCs w:val="22"/>
                         </w:rPr>
-                        <w:t>{{ edu_date }}      湖工工程院会计系办公室       行政助理</w:t>
+                        <w:t>{{ sw_date1 }}      {{ sw_org1 }}       {{ sw_role1 }}</w:t>
                       </w:r>
                     </w:p>
                     <w:p>
@@ -1169,15 +1178,15 @@
                       </w:pPr>
                       <w:r>
                         <w:rPr>
-                          <w:rFonts w:hint="eastAsia" w:ascii="微软雅黑" w:hAnsi="微软雅黑" w:eastAsia="微软雅黑" w:cstheme="minorBidi"/>
+                          <w:rFonts w:hint="eastAsia" w:ascii="微软雅黑" w:hAnsi="微软雅黑" w:eastAsia="微软雅黑" w:cstheme="minorBidi" w:cs="微软雅黑"/>
                           <w:color w:val="000000"/>
                           <w:sz w:val="22"/>
                           <w:szCs w:val="22"/>
                         </w:rPr>
-                        <w:t>内务支持：负责收发传真复印、扫描文档、收发信件、文件、快递等；</w:t>
+                        <w:t>{{ sw_desc1 }}</w:t>
                       </w:r>
                     </w:p>
-                    <w:p>
+                    <w:p delIfEmpty="1">
                       <w:pPr>
                         <w:pStyle w:val="2"/>
                         <w:spacing w:before="0" w:beforeAutospacing="0" w:after="0" w:afterAutospacing="0" w:line="360" w:lineRule="exact"/>
@@ -1189,7 +1198,7 @@
                           <w:sz w:val="22"/>
                           <w:szCs w:val="22"/>
                         </w:rPr>
-                        <w:t>活动支持：负责学校员工活动，各会议安排、组织、文体活动安排等；</w:t>
+                        <w:t/>
                       </w:r>
                     </w:p>
                   </w:txbxContent>
@@ -1412,6 +1421,9 @@
         </mc:AlternateContent>
       </w:r>
       <w:r>
+        <w:rPr>
+          <w:rFonts w:ascii="微软雅黑" w:hAnsi="微软雅黑" w:eastAsia="微软雅黑" w:cs="微软雅黑" w:hint="eastAsia"/>
+        </w:rPr>
         <mc:AlternateContent>
           <mc:Choice Requires="wps">
             <w:drawing>
@@ -1444,7 +1456,22 @@
                       </wps:spPr>
                       <wps:txbx>
                         <w:txbxContent>
-                          <w:p>
+                          <w:p delIfEmpty="1">
+                            <w:pPr>
+                              <w:pStyle w:val="2"/>
+                              <w:spacing w:before="0" w:beforeAutospacing="0" w:after="0" w:afterAutospacing="0" w:line="360" w:lineRule="exact"/>
+                            </w:pPr>
+                            <w:r>
+                              <w:rPr>
+                                <w:rFonts w:hint="eastAsia" w:ascii="微软雅黑" w:hAnsi="微软雅黑" w:eastAsia="微软雅黑" w:cstheme="minorBidi" w:cs="微软雅黑"/>
+                                <w:color w:val="000000"/>
+                                <w:sz w:val="22"/>
+                                <w:szCs w:val="22"/>
+                              </w:rPr>
+                              <w:t>{{ honors }}</w:t>
+                            </w:r>
+                          </w:p>
+                          <w:p delIfEmpty="1">
                             <w:pPr>
                               <w:pStyle w:val="2"/>
                               <w:spacing w:before="0" w:beforeAutospacing="0" w:after="0" w:afterAutospacing="0" w:line="360" w:lineRule="exact"/>
@@ -1456,10 +1483,10 @@
                                 <w:sz w:val="22"/>
                                 <w:szCs w:val="22"/>
                               </w:rPr>
-                              <w:t>通用技能证书：  英语四级证书、普通话二级甲等证书、机动车驾驶证</w:t>
+                              <w:t/>
                             </w:r>
                           </w:p>
-                          <w:p>
+                          <w:p delIfEmpty="1">
                             <w:pPr>
                               <w:pStyle w:val="2"/>
                               <w:spacing w:before="0" w:beforeAutospacing="0" w:after="0" w:afterAutospacing="0" w:line="360" w:lineRule="exact"/>
@@ -1471,22 +1498,7 @@
                                 <w:sz w:val="22"/>
                                 <w:szCs w:val="22"/>
                               </w:rPr>
-                              <w:t>专业技能证书：  Adobe认证设计师资质，WPS年度最佳设计师</w:t>
-                            </w:r>
-                          </w:p>
-                          <w:p>
-                            <w:pPr>
-                              <w:pStyle w:val="2"/>
-                              <w:spacing w:before="0" w:beforeAutospacing="0" w:after="0" w:afterAutospacing="0" w:line="360" w:lineRule="exact"/>
-                            </w:pPr>
-                            <w:r>
-                              <w:rPr>
-                                <w:rFonts w:hint="eastAsia" w:ascii="微软雅黑" w:hAnsi="微软雅黑" w:eastAsia="微软雅黑" w:cstheme="minorBidi"/>
-                                <w:color w:val="000000"/>
-                                <w:sz w:val="22"/>
-                                <w:szCs w:val="22"/>
-                              </w:rPr>
-                              <w:t>活动荣誉奖励：  2014年湖北省创青春创业计划移动专项赛银奖</w:t>
+                              <w:t/>
                             </w:r>
                           </w:p>
                         </w:txbxContent>
@@ -1509,7 +1521,22 @@
                 <o:lock v:ext="edit" aspectratio="f"/>
                 <v:textbox style="mso-fit-shape-to-text:t;">
                   <w:txbxContent>
-                    <w:p>
+                    <w:p delIfEmpty="1">
+                      <w:pPr>
+                        <w:pStyle w:val="2"/>
+                        <w:spacing w:before="0" w:beforeAutospacing="0" w:after="0" w:afterAutospacing="0" w:line="360" w:lineRule="exact"/>
+                      </w:pPr>
+                      <w:r>
+                        <w:rPr>
+                          <w:rFonts w:hint="eastAsia" w:ascii="微软雅黑" w:hAnsi="微软雅黑" w:eastAsia="微软雅黑" w:cstheme="minorBidi" w:cs="微软雅黑"/>
+                          <w:color w:val="000000"/>
+                          <w:sz w:val="22"/>
+                          <w:szCs w:val="22"/>
+                        </w:rPr>
+                        <w:t>{{ honors }}</w:t>
+                      </w:r>
+                    </w:p>
+                    <w:p delIfEmpty="1">
                       <w:pPr>
                         <w:pStyle w:val="2"/>
                         <w:spacing w:before="0" w:beforeAutospacing="0" w:after="0" w:afterAutospacing="0" w:line="360" w:lineRule="exact"/>
@@ -1521,10 +1548,10 @@
                           <w:sz w:val="22"/>
                           <w:szCs w:val="22"/>
                         </w:rPr>
-                        <w:t>通用技能证书：  英语四级证书、普通话二级甲等证书、机动车驾驶证</w:t>
+                        <w:t/>
                       </w:r>
                     </w:p>
-                    <w:p>
+                    <w:p delIfEmpty="1">
                       <w:pPr>
                         <w:pStyle w:val="2"/>
                         <w:spacing w:before="0" w:beforeAutospacing="0" w:after="0" w:afterAutospacing="0" w:line="360" w:lineRule="exact"/>
@@ -1536,22 +1563,7 @@
                           <w:sz w:val="22"/>
                           <w:szCs w:val="22"/>
                         </w:rPr>
-                        <w:t>专业技能证书：  Adobe认证设计师资质，WPS年度最佳设计师</w:t>
-                      </w:r>
-                    </w:p>
-                    <w:p>
-                      <w:pPr>
-                        <w:pStyle w:val="2"/>
-                        <w:spacing w:before="0" w:beforeAutospacing="0" w:after="0" w:afterAutospacing="0" w:line="360" w:lineRule="exact"/>
-                      </w:pPr>
-                      <w:r>
-                        <w:rPr>
-                          <w:rFonts w:hint="eastAsia" w:ascii="微软雅黑" w:hAnsi="微软雅黑" w:eastAsia="微软雅黑" w:cstheme="minorBidi"/>
-                          <w:color w:val="000000"/>
-                          <w:sz w:val="22"/>
-                          <w:szCs w:val="22"/>
-                        </w:rPr>
-                        <w:t>活动荣誉奖励：  2014年湖北省创青春创业计划移动专项赛银奖</w:t>
+                        <w:t/>
                       </w:r>
                     </w:p>
                   </w:txbxContent>
@@ -1834,6 +1846,9 @@
         </mc:AlternateContent>
       </w:r>
       <w:r>
+        <w:rPr>
+          <w:rFonts w:ascii="微软雅黑" w:hAnsi="微软雅黑" w:eastAsia="微软雅黑" w:cs="微软雅黑" w:hint="eastAsia"/>
+        </w:rPr>
         <mc:AlternateContent>
           <mc:Choice Requires="wps">
             <w:drawing>
@@ -1866,19 +1881,19 @@
                       </wps:spPr>
                       <wps:txbx>
                         <w:txbxContent>
-                          <w:p>
+                          <w:p delIfEmpty="1">
                             <w:pPr>
                               <w:pStyle w:val="2"/>
                               <w:spacing w:before="0" w:beforeAutospacing="0" w:after="0" w:afterAutospacing="0" w:line="360" w:lineRule="exact"/>
                             </w:pPr>
                             <w:r>
                               <w:rPr>
-                                <w:rFonts w:hint="eastAsia" w:ascii="微软雅黑" w:hAnsi="微软雅黑" w:eastAsia="微软雅黑" w:cstheme="minorBidi"/>
+                                <w:rFonts w:hint="eastAsia" w:ascii="微软雅黑" w:hAnsi="微软雅黑" w:eastAsia="微软雅黑" w:cstheme="minorBidi" w:cs="微软雅黑"/>
                                 <w:color w:val="000000"/>
                                 <w:sz w:val="22"/>
                                 <w:szCs w:val="22"/>
                               </w:rPr>
-                              <w:t>{{ summary }}，具备活动策划和组织协调能力。良好的心态和责任感，吃苦耐劳，擅于管理时间，勇于面对变化和挑战。良好的学习能力，习惯制定切实可行的学习计划，勤于学习能不断提高。</w:t>
+                              <w:t>{{ summary }}</w:t>
                             </w:r>
                           </w:p>
                         </w:txbxContent>
@@ -1901,19 +1916,19 @@
                 <o:lock v:ext="edit" aspectratio="f"/>
                 <v:textbox style="mso-fit-shape-to-text:t;">
                   <w:txbxContent>
-                    <w:p>
+                    <w:p delIfEmpty="1">
                       <w:pPr>
                         <w:pStyle w:val="2"/>
                         <w:spacing w:before="0" w:beforeAutospacing="0" w:after="0" w:afterAutospacing="0" w:line="360" w:lineRule="exact"/>
                       </w:pPr>
                       <w:r>
                         <w:rPr>
-                          <w:rFonts w:hint="eastAsia" w:ascii="微软雅黑" w:hAnsi="微软雅黑" w:eastAsia="微软雅黑" w:cstheme="minorBidi"/>
+                          <w:rFonts w:hint="eastAsia" w:ascii="微软雅黑" w:hAnsi="微软雅黑" w:eastAsia="微软雅黑" w:cstheme="minorBidi" w:cs="微软雅黑"/>
                           <w:color w:val="000000"/>
                           <w:sz w:val="22"/>
                           <w:szCs w:val="22"/>
                         </w:rPr>
-                        <w:t>{{ summary }}，具备活动策划和组织协调能力。良好的心态和责任感，吃苦耐劳，擅于管理时间，勇于面对变化和挑战。良好的学习能力，习惯制定切实可行的学习计划，勤于学习能不断提高。</w:t>
+                        <w:t>{{ summary }}</w:t>
                       </w:r>
                     </w:p>
                   </w:txbxContent>
@@ -2196,6 +2211,9 @@
         </mc:AlternateContent>
       </w:r>
       <w:r>
+        <w:rPr>
+          <w:rFonts w:ascii="微软雅黑" w:hAnsi="微软雅黑" w:eastAsia="微软雅黑" w:cs="微软雅黑" w:hint="eastAsia"/>
+        </w:rPr>
         <mc:AlternateContent>
           <mc:Choice Requires="wps">
             <w:drawing>
@@ -2236,7 +2254,7 @@
                             </w:pPr>
                             <w:r>
                               <w:rPr>
-                                <w:rFonts w:hint="eastAsia" w:ascii="微软雅黑" w:hAnsi="微软雅黑" w:eastAsia="微软雅黑" w:cstheme="minorBidi"/>
+                                <w:rFonts w:hint="eastAsia" w:ascii="微软雅黑" w:hAnsi="微软雅黑" w:eastAsia="微软雅黑" w:cstheme="minorBidi" w:cs="微软雅黑"/>
                                 <w:color w:val="FFFFFF" w:themeColor="background1"/>
                                 <w:kern w:val="24"/>
                                 <w:sz w:val="22"/>
@@ -2278,7 +2296,7 @@
                       </w:pPr>
                       <w:r>
                         <w:rPr>
-                          <w:rFonts w:hint="eastAsia" w:ascii="微软雅黑" w:hAnsi="微软雅黑" w:eastAsia="微软雅黑" w:cstheme="minorBidi"/>
+                          <w:rFonts w:hint="eastAsia" w:ascii="微软雅黑" w:hAnsi="微软雅黑" w:eastAsia="微软雅黑" w:cstheme="minorBidi" w:cs="微软雅黑"/>
                           <w:color w:val="FFFFFF" w:themeColor="background1"/>
                           <w:kern w:val="24"/>
                           <w:sz w:val="22"/>
@@ -3965,6 +3983,9 @@
         </mc:AlternateContent>
       </w:r>
       <w:r>
+        <w:rPr>
+          <w:rFonts w:ascii="微软雅黑" w:hAnsi="微软雅黑" w:eastAsia="微软雅黑" w:cs="微软雅黑" w:hint="eastAsia"/>
+        </w:rPr>
         <mc:AlternateContent>
           <mc:Choice Requires="wps">
             <w:drawing>
@@ -4007,7 +4028,7 @@
                             </w:pPr>
                             <w:r>
                               <w:rPr>
-                                <w:rFonts w:hint="eastAsia" w:ascii="微软雅黑" w:hAnsi="微软雅黑" w:eastAsia="微软雅黑" w:cstheme="minorBidi"/>
+                                <w:rFonts w:hint="eastAsia" w:ascii="微软雅黑" w:hAnsi="微软雅黑" w:eastAsia="微软雅黑" w:cstheme="minorBidi" w:cs="微软雅黑"/>
                                 <w:b/>
                                 <w:bCs/>
                                 <w:color w:val="699FE1"/>
@@ -4050,7 +4071,7 @@
                       </w:pPr>
                       <w:r>
                         <w:rPr>
-                          <w:rFonts w:hint="eastAsia" w:ascii="微软雅黑" w:hAnsi="微软雅黑" w:eastAsia="微软雅黑" w:cstheme="minorBidi"/>
+                          <w:rFonts w:hint="eastAsia" w:ascii="微软雅黑" w:hAnsi="微软雅黑" w:eastAsia="微软雅黑" w:cstheme="minorBidi" w:cs="微软雅黑"/>
                           <w:b/>
                           <w:bCs/>
                           <w:color w:val="699FE1"/>
@@ -4390,6 +4411,9 @@
         </mc:AlternateContent>
       </w:r>
       <w:r>
+        <w:rPr>
+          <w:rFonts w:ascii="微软雅黑" w:hAnsi="微软雅黑" w:eastAsia="微软雅黑" w:cs="微软雅黑" w:hint="eastAsia"/>
+        </w:rPr>
         <mc:AlternateContent>
           <mc:Choice Requires="wps">
             <w:drawing>
@@ -4434,7 +4458,7 @@
                             </w:pPr>
                             <w:r>
                               <w:rPr>
-                                <w:rFonts w:hAnsi="Calibri" w:eastAsia="微软雅黑" w:cs="Times New Roman" w:asciiTheme="minorHAnsi"/>
+                                <w:rFonts w:hAnsi="微软雅黑" w:eastAsia="微软雅黑" w:cs="微软雅黑" w:asciiTheme="minorHAnsi" w:ascii="微软雅黑" w:hint="eastAsia"/>
                                 <w:color w:val="000000"/>
                                 <w:kern w:val="2"/>
                                 <w:sz w:val="21"/>
@@ -4451,7 +4475,7 @@
                             </w:pPr>
                             <w:r>
                               <w:rPr>
-                                <w:rFonts w:hint="eastAsia" w:hAnsi="微软雅黑" w:eastAsia="微软雅黑" w:cs="Times New Roman" w:asciiTheme="minorHAnsi"/>
+                                <w:rFonts w:hint="eastAsia" w:hAnsi="微软雅黑" w:eastAsia="微软雅黑" w:cs="微软雅黑" w:asciiTheme="minorHAnsi" w:ascii="微软雅黑"/>
                                 <w:color w:val="000000"/>
                                 <w:kern w:val="2"/>
                                 <w:sz w:val="21"/>
@@ -4468,7 +4492,7 @@
                             </w:pPr>
                             <w:r>
                               <w:rPr>
-                                <w:rFonts w:hint="eastAsia" w:hAnsi="微软雅黑" w:eastAsia="微软雅黑" w:cs="Times New Roman" w:asciiTheme="minorHAnsi"/>
+                                <w:rFonts w:hint="eastAsia" w:hAnsi="微软雅黑" w:eastAsia="微软雅黑" w:cs="微软雅黑" w:asciiTheme="minorHAnsi" w:ascii="微软雅黑"/>
                                 <w:color w:val="000000"/>
                                 <w:kern w:val="2"/>
                                 <w:sz w:val="21"/>
@@ -4485,7 +4509,7 @@
                             </w:pPr>
                             <w:r>
                               <w:rPr>
-                                <w:rFonts w:hint="eastAsia" w:hAnsi="微软雅黑" w:eastAsia="微软雅黑" w:cs="Times New Roman" w:asciiTheme="minorHAnsi"/>
+                                <w:rFonts w:hint="eastAsia" w:hAnsi="微软雅黑" w:eastAsia="微软雅黑" w:cs="微软雅黑" w:asciiTheme="minorHAnsi" w:ascii="微软雅黑"/>
                                 <w:color w:val="000000"/>
                                 <w:kern w:val="2"/>
                                 <w:sz w:val="21"/>
@@ -4502,7 +4526,7 @@
                             </w:pPr>
                             <w:r>
                               <w:rPr>
-                                <w:rFonts w:hAnsi="Calibri" w:eastAsia="微软雅黑" w:cs="Times New Roman" w:asciiTheme="minorHAnsi"/>
+                                <w:rFonts w:hAnsi="微软雅黑" w:eastAsia="微软雅黑" w:cs="微软雅黑" w:asciiTheme="minorHAnsi" w:ascii="微软雅黑" w:hint="eastAsia"/>
                                 <w:color w:val="000000"/>
                                 <w:kern w:val="2"/>
                                 <w:sz w:val="21"/>
@@ -4519,7 +4543,7 @@
                             </w:pPr>
                             <w:r>
                               <w:rPr>
-                                <w:rFonts w:hAnsi="Calibri" w:eastAsia="微软雅黑" w:cs="Times New Roman" w:asciiTheme="minorHAnsi"/>
+                                <w:rFonts w:hAnsi="微软雅黑" w:eastAsia="微软雅黑" w:cs="微软雅黑" w:asciiTheme="minorHAnsi" w:ascii="微软雅黑" w:hint="eastAsia"/>
                                 <w:color w:val="000000"/>
                                 <w:kern w:val="2"/>
                                 <w:sz w:val="21"/>
@@ -4528,7 +4552,7 @@
                               <w:t>{{ wechat }}</w:t>
                             </w:r>
                           </w:p>
-                          <w:p>
+                          <w:p delIfEmpty="1">
                             <w:pPr>
                               <w:pStyle w:val="2"/>
                               <w:spacing w:before="0" w:beforeAutospacing="0" w:after="0" w:afterAutospacing="0" w:line="600" w:lineRule="exact"/>
@@ -4542,7 +4566,7 @@
                                 <w:sz w:val="21"/>
                                 <w:szCs w:val="21"/>
                               </w:rPr>
-                              <w:t>香瓜手榴弹</w:t>
+                              <w:t/>
                             </w:r>
                           </w:p>
                           <w:p>
@@ -4553,7 +4577,7 @@
                             </w:pPr>
                             <w:r>
                               <w:rPr>
-                                <w:rFonts w:hAnsi="Calibri" w:cs="Times New Roman" w:asciiTheme="minorHAnsi" w:eastAsiaTheme="minorEastAsia"/>
+                                <w:rFonts w:hAnsi="微软雅黑" w:cs="微软雅黑" w:asciiTheme="minorHAnsi" w:eastAsiaTheme="minorEastAsia" w:ascii="微软雅黑" w:eastAsia="微软雅黑" w:hint="eastAsia"/>
                                 <w:color w:val="000000"/>
                                 <w:kern w:val="2"/>
                                 <w:sz w:val="21"/>
@@ -4590,7 +4614,7 @@
                       </w:pPr>
                       <w:r>
                         <w:rPr>
-                          <w:rFonts w:hAnsi="Calibri" w:eastAsia="微软雅黑" w:cs="Times New Roman" w:asciiTheme="minorHAnsi"/>
+                          <w:rFonts w:hAnsi="微软雅黑" w:eastAsia="微软雅黑" w:cs="微软雅黑" w:asciiTheme="minorHAnsi" w:ascii="微软雅黑" w:hint="eastAsia"/>
                           <w:color w:val="000000"/>
                           <w:kern w:val="2"/>
                           <w:sz w:val="21"/>
@@ -4607,7 +4631,7 @@
                       </w:pPr>
                       <w:r>
                         <w:rPr>
-                          <w:rFonts w:hint="eastAsia" w:hAnsi="微软雅黑" w:eastAsia="微软雅黑" w:cs="Times New Roman" w:asciiTheme="minorHAnsi"/>
+                          <w:rFonts w:hint="eastAsia" w:hAnsi="微软雅黑" w:eastAsia="微软雅黑" w:cs="微软雅黑" w:asciiTheme="minorHAnsi" w:ascii="微软雅黑"/>
                           <w:color w:val="000000"/>
                           <w:kern w:val="2"/>
                           <w:sz w:val="21"/>
@@ -4624,7 +4648,7 @@
                       </w:pPr>
                       <w:r>
                         <w:rPr>
-                          <w:rFonts w:hint="eastAsia" w:hAnsi="微软雅黑" w:eastAsia="微软雅黑" w:cs="Times New Roman" w:asciiTheme="minorHAnsi"/>
+                          <w:rFonts w:hint="eastAsia" w:hAnsi="微软雅黑" w:eastAsia="微软雅黑" w:cs="微软雅黑" w:asciiTheme="minorHAnsi" w:ascii="微软雅黑"/>
                           <w:color w:val="000000"/>
                           <w:kern w:val="2"/>
                           <w:sz w:val="21"/>
@@ -4641,7 +4665,7 @@
                       </w:pPr>
                       <w:r>
                         <w:rPr>
-                          <w:rFonts w:hint="eastAsia" w:hAnsi="微软雅黑" w:eastAsia="微软雅黑" w:cs="Times New Roman" w:asciiTheme="minorHAnsi"/>
+                          <w:rFonts w:hint="eastAsia" w:hAnsi="微软雅黑" w:eastAsia="微软雅黑" w:cs="微软雅黑" w:asciiTheme="minorHAnsi" w:ascii="微软雅黑"/>
                           <w:color w:val="000000"/>
                           <w:kern w:val="2"/>
                           <w:sz w:val="21"/>
@@ -4658,7 +4682,7 @@
                       </w:pPr>
                       <w:r>
                         <w:rPr>
-                          <w:rFonts w:hAnsi="Calibri" w:eastAsia="微软雅黑" w:cs="Times New Roman" w:asciiTheme="minorHAnsi"/>
+                          <w:rFonts w:hAnsi="微软雅黑" w:eastAsia="微软雅黑" w:cs="微软雅黑" w:asciiTheme="minorHAnsi" w:ascii="微软雅黑" w:hint="eastAsia"/>
                           <w:color w:val="000000"/>
                           <w:kern w:val="2"/>
                           <w:sz w:val="21"/>
@@ -4675,7 +4699,7 @@
                       </w:pPr>
                       <w:r>
                         <w:rPr>
-                          <w:rFonts w:hAnsi="Calibri" w:eastAsia="微软雅黑" w:cs="Times New Roman" w:asciiTheme="minorHAnsi"/>
+                          <w:rFonts w:hAnsi="微软雅黑" w:eastAsia="微软雅黑" w:cs="微软雅黑" w:asciiTheme="minorHAnsi" w:ascii="微软雅黑" w:hint="eastAsia"/>
                           <w:color w:val="000000"/>
                           <w:kern w:val="2"/>
                           <w:sz w:val="21"/>
@@ -4684,7 +4708,7 @@
                         <w:t>{{ wechat }}</w:t>
                       </w:r>
                     </w:p>
-                    <w:p>
+                    <w:p delIfEmpty="1">
                       <w:pPr>
                         <w:pStyle w:val="2"/>
                         <w:spacing w:before="0" w:beforeAutospacing="0" w:after="0" w:afterAutospacing="0" w:line="600" w:lineRule="exact"/>
@@ -4698,7 +4722,7 @@
                           <w:sz w:val="21"/>
                           <w:szCs w:val="21"/>
                         </w:rPr>
-                        <w:t>香瓜手榴弹</w:t>
+                        <w:t/>
                       </w:r>
                     </w:p>
                     <w:p>
@@ -4709,7 +4733,7 @@
                       </w:pPr>
                       <w:r>
                         <w:rPr>
-                          <w:rFonts w:hAnsi="Calibri" w:cs="Times New Roman" w:asciiTheme="minorHAnsi" w:eastAsiaTheme="minorEastAsia"/>
+                          <w:rFonts w:hAnsi="微软雅黑" w:cs="微软雅黑" w:asciiTheme="minorHAnsi" w:eastAsiaTheme="minorEastAsia" w:ascii="微软雅黑" w:eastAsia="微软雅黑" w:hint="eastAsia"/>
                           <w:color w:val="000000"/>
                           <w:kern w:val="2"/>
                           <w:sz w:val="21"/>
